--- a/cases/cardiology/published/Cardiology - Case Study.docx
+++ b/cases/cardiology/published/Cardiology - Case Study.docx
@@ -367,7 +367,7 @@
         <w:spacing w:after="120" w:before="240"/>
       </w:pPr>
       <w:r>
-        <w:t xml:space="preserve">Appendix A: The STICH Trial — Real Outcomes at ~5 and ~10 Years</w:t>
+        <w:t xml:space="preserve">Appendix A: The STICH Trial — Real Outcomes at ~5 Years</w:t>
       </w:r>
     </w:p>
     <w:p>
@@ -501,38 +501,6 @@
           </w:p>
         </w:tc>
       </w:tr>
-      <w:tr>
-        <w:tc>
-          <w:tcPr>
-            <w:tcW w:type="dxa" w:w="3000"/>
-          </w:tcPr>
-          <w:p>
-            <w:r>
-              <w:t xml:space="preserve">~10 years (extended follow-up, median 9.8 years)</w:t>
-            </w:r>
-          </w:p>
-        </w:tc>
-        <w:tc>
-          <w:tcPr>
-            <w:tcW w:type="dxa" w:w="3000"/>
-          </w:tcPr>
-          <w:p>
-            <w:r>
-              <w:t xml:space="preserve">66.1%</w:t>
-            </w:r>
-          </w:p>
-        </w:tc>
-        <w:tc>
-          <w:tcPr>
-            <w:tcW w:type="dxa" w:w="3000"/>
-          </w:tcPr>
-          <w:p>
-            <w:r>
-              <w:t xml:space="preserve">58.9%</w:t>
-            </w:r>
-          </w:p>
-        </w:tc>
-      </w:tr>
     </w:tbl>
     <w:p/>
     <w:p>
@@ -662,7 +630,7 @@
       <w:r>
         <w:t xml:space="preserve">- </w:t>
       </w:r>
-      <w:hyperlink w:history="1" r:id="rId7drrvd4py-zu5j5rd_7no">
+      <w:hyperlink w:history="1" r:id="rIdowa02phvvtqtbkcsx2owp">
         <w:r>
           <w:rPr>
             <w:rStyle w:val="Hyperlink"/>
@@ -681,7 +649,7 @@
       <w:r>
         <w:t xml:space="preserve">- </w:t>
       </w:r>
-      <w:hyperlink w:history="1" r:id="rIddpxmefytj3sytoeiwwvcq">
+      <w:hyperlink w:history="1" r:id="rIdsfwvkucjb-xikzgph1di2">
         <w:r>
           <w:rPr>
             <w:rStyle w:val="Hyperlink"/>
@@ -700,7 +668,7 @@
       <w:r>
         <w:t xml:space="preserve">- </w:t>
       </w:r>
-      <w:hyperlink w:history="1" r:id="rIdghruscip2xawjzif5zj4h">
+      <w:hyperlink w:history="1" r:id="rIdxc4ptuqdolbe18apvzbqd">
         <w:r>
           <w:rPr>
             <w:rStyle w:val="Hyperlink"/>
@@ -719,7 +687,7 @@
       <w:r>
         <w:t xml:space="preserve">- </w:t>
       </w:r>
-      <w:hyperlink w:history="1" r:id="rIdq9x93mab-6z_sjtmq8emq">
+      <w:hyperlink w:history="1" r:id="rIdterntv9oq-vxkebwww0ac">
         <w:r>
           <w:rPr>
             <w:rStyle w:val="Hyperlink"/>

--- a/cases/cardiology/published/Cardiology - Case Study.docx
+++ b/cases/cardiology/published/Cardiology - Case Study.docx
@@ -702,6 +702,323 @@
     <w:p>
       <w:pPr>
         <w:pStyle w:val="Heading2"/>
+      </w:pPr>
+      <w:r>
+        <w:t>Story Vocabulary — Cardiology &amp; Clinical-Trial Terms</w:t>
+      </w:r>
+    </w:p>
+    <w:p>
+      <w:r>
+        <w:t>This case also uses real cardiology and clinical-trial vocabulary you may not have met in a math class. These terms appear in the Background, Appendices A–D, and Appendix E above; each is defined here in plain English, with a real source if you want to read further. This is separate from the math vocabulary in Appendix F.</w:t>
+      </w:r>
+    </w:p>
+    <w:p>
+      <w:pPr>
+        <w:ind w:left="360"/>
+      </w:pPr>
+      <w:r>
+        <w:t xml:space="preserve">- </w:t>
+      </w:r>
+      <w:hyperlink r:id="rId7" w:history="1">
+        <w:r>
+          <w:rPr>
+            <w:rStyle w:val="Hyperlink"/>
+          </w:rPr>
+          <w:t xml:space="preserve">Angiogram (MedlinePlus, Coronary angiography)</w:t>
+        </w:r>
+      </w:hyperlink>
+      <w:r>
+        <w:t xml:space="preserve"> — an X-ray procedure that uses a special dye to make blood vessels visible, often used to find blockages in the arteries that supply the heart — the test that showed Paul's 98% occlusion.</w:t>
+      </w:r>
+    </w:p>
+    <w:p>
+      <w:pPr>
+        <w:ind w:left="360"/>
+      </w:pPr>
+      <w:r>
+        <w:t xml:space="preserve">- </w:t>
+      </w:r>
+      <w:hyperlink r:id="rIdsfwvkucjb-xikzgph1di2" w:history="1">
+        <w:r>
+          <w:rPr>
+            <w:rStyle w:val="Hyperlink"/>
+          </w:rPr>
+          <w:t xml:space="preserve">Ejection Fraction (Cleveland Clinic)</w:t>
+        </w:r>
+      </w:hyperlink>
+      <w:r>
+        <w:t xml:space="preserve"> — a measurement of how much blood the heart's main pumping chamber pushes out with each beat, expressed as a percent. A healthy heart usually pumps out more than half of the chamber's blood each beat.</w:t>
+      </w:r>
+    </w:p>
+    <w:p>
+      <w:pPr>
+        <w:ind w:left="360"/>
+      </w:pPr>
+      <w:r>
+        <w:t xml:space="preserve">- </w:t>
+      </w:r>
+      <w:hyperlink r:id="rIdxc4ptuqdolbe18apvzbqd" w:history="1">
+        <w:r>
+          <w:rPr>
+            <w:rStyle w:val="Hyperlink"/>
+          </w:rPr>
+          <w:t xml:space="preserve">Coronary Artery Disease (MedlinePlus)</w:t>
+        </w:r>
+      </w:hyperlink>
+      <w:r>
+        <w:t xml:space="preserve"> — a condition in which the arteries that supply blood to the heart become narrowed, usually by a buildup of fatty deposits, which can reduce the oxygen the heart muscle receives — the condition Paul has.</w:t>
+      </w:r>
+    </w:p>
+    <w:p>
+      <w:pPr>
+        <w:ind w:left="360"/>
+      </w:pPr>
+      <w:r>
+        <w:t xml:space="preserve">- </w:t>
+      </w:r>
+      <w:hyperlink r:id="rId8" w:history="1">
+        <w:r>
+          <w:rPr>
+            <w:rStyle w:val="Hyperlink"/>
+          </w:rPr>
+          <w:t xml:space="preserve">Congestive Heart Failure (NHLBI, NIH)</w:t>
+        </w:r>
+      </w:hyperlink>
+      <w:r>
+        <w:t xml:space="preserve"> — a condition in which the heart cannot pump blood as well as it should, so blood and fluid can back up in the body. It does not mean the heart has stopped — it means it isn't pumping efficiently enough.</w:t>
+      </w:r>
+    </w:p>
+    <w:p>
+      <w:pPr>
+        <w:ind w:left="360"/>
+      </w:pPr>
+      <w:r>
+        <w:t xml:space="preserve">- </w:t>
+      </w:r>
+      <w:hyperlink r:id="rIdowa02phvvtqtbkcsx2owp" w:history="1">
+        <w:r>
+          <w:rPr>
+            <w:rStyle w:val="Hyperlink"/>
+          </w:rPr>
+          <w:t xml:space="preserve">Coronary Artery Bypass Grafting / CABG (NHLBI, NIH)</w:t>
+        </w:r>
+      </w:hyperlink>
+      <w:r>
+        <w:t xml:space="preserve"> — a surgery that reroutes blood around a blocked section of a coronary artery using a healthy blood vessel taken from elsewhere in the body, restoring blood flow to the heart muscle — the CABG option in Paul's Dilemma.</w:t>
+      </w:r>
+    </w:p>
+    <w:p>
+      <w:pPr>
+        <w:ind w:left="360"/>
+      </w:pPr>
+      <w:r>
+        <w:t xml:space="preserve">- </w:t>
+      </w:r>
+      <w:hyperlink r:id="rId9" w:history="1">
+        <w:r>
+          <w:rPr>
+            <w:rStyle w:val="Hyperlink"/>
+          </w:rPr>
+          <w:t xml:space="preserve">Occlusion (NHLBI, Atherosclerosis)</w:t>
+        </w:r>
+      </w:hyperlink>
+      <w:r>
+        <w:t xml:space="preserve"> — a blockage or narrowing of a blood vessel — Paul's angiogram found 98% occlusion of his left coronary artery, meaning it was almost completely blocked, usually by a buildup of fatty plaque.</w:t>
+      </w:r>
+    </w:p>
+    <w:p>
+      <w:pPr>
+        <w:ind w:left="360"/>
+      </w:pPr>
+      <w:r>
+        <w:t xml:space="preserve">- </w:t>
+      </w:r>
+      <w:hyperlink r:id="rId10" w:history="1">
+        <w:r>
+          <w:rPr>
+            <w:rStyle w:val="Hyperlink"/>
+          </w:rPr>
+          <w:t xml:space="preserve">Stroke Volume (NCBI Bookshelf)</w:t>
+        </w:r>
+      </w:hyperlink>
+      <w:r>
+        <w:t xml:space="preserve"> — the amount of blood the heart's main pumping chamber ejects with a single heartbeat — one of the two numbers (with End-Diastolic Volume) used to compute Paul's Ejection Fraction.</w:t>
+      </w:r>
+    </w:p>
+    <w:p>
+      <w:pPr>
+        <w:ind w:left="360"/>
+      </w:pPr>
+      <w:r>
+        <w:t xml:space="preserve">- </w:t>
+      </w:r>
+      <w:hyperlink r:id="rId10" w:history="1">
+        <w:r>
+          <w:rPr>
+            <w:rStyle w:val="Hyperlink"/>
+          </w:rPr>
+          <w:t xml:space="preserve">End-Diastolic Volume (NCBI Bookshelf)</w:t>
+        </w:r>
+      </w:hyperlink>
+      <w:r>
+        <w:t xml:space="preserve"> — the amount of blood filling the heart's main pumping chamber right before it contracts — the chamber's “full” volume, used with Stroke Volume to compute Ejection Fraction.</w:t>
+      </w:r>
+    </w:p>
+    <w:p>
+      <w:pPr>
+        <w:ind w:left="360"/>
+      </w:pPr>
+      <w:r>
+        <w:t xml:space="preserve">- </w:t>
+      </w:r>
+      <w:hyperlink r:id="rId12" w:history="1">
+        <w:r>
+          <w:rPr>
+            <w:rStyle w:val="Hyperlink"/>
+          </w:rPr>
+          <w:t xml:space="preserve">HgA1C (NIDDK, The A1C Test &amp; Diabetes)</w:t>
+        </w:r>
+      </w:hyperlink>
+      <w:r>
+        <w:t xml:space="preserve"> — a blood test (also written A1C) that measures average blood sugar over about three months, used to diagnose and monitor pre-diabetes and diabetes — Paul's result of 6.4 is in the pre-diabetes range.</w:t>
+      </w:r>
+    </w:p>
+    <w:p>
+      <w:pPr>
+        <w:ind w:left="360"/>
+      </w:pPr>
+      <w:r>
+        <w:t xml:space="preserve">- </w:t>
+      </w:r>
+      <w:hyperlink r:id="rId13" w:history="1">
+        <w:r>
+          <w:rPr>
+            <w:rStyle w:val="Hyperlink"/>
+          </w:rPr>
+          <w:t xml:space="preserve">Body Mass Index (MedlinePlus)</w:t>
+        </w:r>
+      </w:hyperlink>
+      <w:r>
+        <w:t xml:space="preserve"> — a number calculated from height and weight, used as a screening estimate of body fat. Doctors group higher BMI values into classes — Paul's BMI of 31 falls in the “Class I obesity” range.</w:t>
+      </w:r>
+    </w:p>
+    <w:p>
+      <w:pPr>
+        <w:ind w:left="360"/>
+      </w:pPr>
+      <w:r>
+        <w:t xml:space="preserve">- </w:t>
+      </w:r>
+      <w:hyperlink r:id="rId14" w:history="1">
+        <w:r>
+          <w:rPr>
+            <w:rStyle w:val="Hyperlink"/>
+          </w:rPr>
+          <w:t xml:space="preserve">All-Cause Mortality (NCI Dictionary of Cancer Terms)</w:t>
+        </w:r>
+      </w:hyperlink>
+      <w:r>
+        <w:t xml:space="preserve"> — death from any cause, not just the condition being studied — the STICH trial tracked all-cause mortality so the comparison couldn't be skewed by how a death got labeled.</w:t>
+      </w:r>
+    </w:p>
+    <w:p>
+      <w:pPr>
+        <w:ind w:left="360"/>
+      </w:pPr>
+      <w:r>
+        <w:t xml:space="preserve">- </w:t>
+      </w:r>
+      <w:hyperlink r:id="rId15" w:history="1">
+        <w:r>
+          <w:rPr>
+            <w:rStyle w:val="Hyperlink"/>
+          </w:rPr>
+          <w:t xml:space="preserve">Randomized (NIH RaDaR glossary)</w:t>
+        </w:r>
+      </w:hyperlink>
+      <w:r>
+        <w:t xml:space="preserve"> — in a clinical trial, assigning patients to a treatment group purely by chance, so the groups being compared start out similar — how the STICH trial assigned patients to MT or CABG.</w:t>
+      </w:r>
+    </w:p>
+    <w:p>
+      <w:pPr>
+        <w:ind w:left="360"/>
+      </w:pPr>
+      <w:r>
+        <w:t xml:space="preserve">- </w:t>
+      </w:r>
+      <w:hyperlink r:id="rId16" w:history="1">
+        <w:r>
+          <w:rPr>
+            <w:rStyle w:val="Hyperlink"/>
+          </w:rPr>
+          <w:t xml:space="preserve">Blood Pressure (MedlinePlus)</w:t>
+        </w:r>
+      </w:hyperlink>
+      <w:r>
+        <w:t xml:space="preserve"> — written as two numbers, e.g. 145/60: the first (systolic) is the pressure in the arteries when the heart beats; the second (diastolic) is the pressure when the heart rests between beats.</w:t>
+      </w:r>
+    </w:p>
+    <w:p>
+      <w:pPr>
+        <w:ind w:left="360"/>
+      </w:pPr>
+      <w:r>
+        <w:t xml:space="preserve">- </w:t>
+      </w:r>
+      <w:hyperlink r:id="rId17" w:history="1">
+        <w:r>
+          <w:rPr>
+            <w:rStyle w:val="Hyperlink"/>
+          </w:rPr>
+          <w:t xml:space="preserve">E/A Ratio (Wikipedia)</w:t>
+        </w:r>
+      </w:hyperlink>
+      <w:r>
+        <w:t xml:space="preserve"> — a measurement from a heart ultrasound comparing two phases of how the heart's chamber fills with blood between beats — one of several lab values in Paul's profile beyond what the Challenges require.</w:t>
+      </w:r>
+    </w:p>
+    <w:p>
+      <w:pPr>
+        <w:ind w:left="360"/>
+      </w:pPr>
+      <w:r>
+        <w:t xml:space="preserve">- </w:t>
+      </w:r>
+      <w:hyperlink r:id="rId18" w:history="1">
+        <w:r>
+          <w:rPr>
+            <w:rStyle w:val="Hyperlink"/>
+          </w:rPr>
+          <w:t xml:space="preserve">Affiliate Agreement (NCBI Bookshelf, Conflicts of Interest and Medical Practice)</w:t>
+        </w:r>
+      </w:hyperlink>
+      <w:r>
+        <w:t xml:space="preserve"> — a financial arrangement in which a doctor's office receives payment tied to sales of a specific product — disclosed here because a patient deserves to know about a financial interest that could affect a recommendation, even one that doesn't change the underlying math.</w:t>
+      </w:r>
+    </w:p>
+    <w:p>
+      <w:pPr>
+        <w:ind w:left="360"/>
+      </w:pPr>
+      <w:r>
+        <w:t xml:space="preserve">- </w:t>
+      </w:r>
+      <w:hyperlink r:id="rId19" w:history="1">
+        <w:r>
+          <w:rPr>
+            <w:rStyle w:val="Hyperlink"/>
+          </w:rPr>
+          <w:t xml:space="preserve">Premature CAD (NIH/NCBI, Pathogenesis of premature coronary artery disease)</w:t>
+        </w:r>
+      </w:hyperlink>
+      <w:r>
+        <w:t xml:space="preserve"> — coronary artery disease that shows up unusually early in life — research studies commonly define it as CAD before about age 55 in men or 65 in women. Paul's family history of premature CAD means a close relative was diagnosed at an unusually young age, which raises his own risk.</w:t>
+      </w:r>
+    </w:p>
+    <w:p>
+      <w:pPr>
+        <w:pStyle w:val="Heading2"/>
         <w:spacing w:after="120" w:before="240"/>
       </w:pPr>
       <w:r>

--- a/cases/cardiology/published/Cardiology - Case Study.docx
+++ b/cases/cardiology/published/Cardiology - Case Study.docx
@@ -890,16 +890,16 @@
       <w:r>
         <w:t xml:space="preserve">- </w:t>
       </w:r>
-      <w:hyperlink r:id="rId13" w:history="1">
-        <w:r>
-          <w:rPr>
-            <w:rStyle w:val="Hyperlink"/>
-          </w:rPr>
-          <w:t xml:space="preserve">Body Mass Index (MedlinePlus)</w:t>
-        </w:r>
-      </w:hyperlink>
-      <w:r>
-        <w:t xml:space="preserve"> — a number calculated from height and weight, used as a screening estimate of body fat. Doctors group higher BMI values into classes — Paul's BMI of 31 falls in the “Class I obesity” range.</w:t>
+      <w:hyperlink r:id="rId20" w:history="1">
+        <w:r>
+          <w:rPr>
+            <w:rStyle w:val="Hyperlink"/>
+          </w:rPr>
+          <w:t xml:space="preserve">Body Mass Index (CDC)</w:t>
+        </w:r>
+      </w:hyperlink>
+      <w:r>
+        <w:t xml:space="preserve"> — a number calculated from height and weight, used as a screening estimate of body fat. CDC boundaries for adults: under 18.5 underweight, 18.5–25 healthy weight, 25–30 overweight, 30–35 Class 1 obesity, 35–40 Class 2, 40+ Class 3 — Paul’s BMI of 31 falls in Class 1 obesity.</w:t>
       </w:r>
     </w:p>
     <w:p>
@@ -1014,6 +1014,177 @@
       </w:hyperlink>
       <w:r>
         <w:t xml:space="preserve"> — coronary artery disease that shows up unusually early in life — research studies commonly define it as CAD before about age 55 in men or 65 in women. Paul's family history of premature CAD means a close relative was diagnosed at an unusually young age, which raises his own risk.</w:t>
+      </w:r>
+    </w:p>
+    <w:p>
+      <w:pPr>
+        <w:ind w:left="360"/>
+      </w:pPr>
+      <w:r>
+        <w:t xml:space="preserve">- </w:t>
+      </w:r>
+      <w:hyperlink r:id="rId21" w:history="1">
+        <w:r>
+          <w:rPr>
+            <w:rStyle w:val="Hyperlink"/>
+          </w:rPr>
+          <w:t xml:space="preserve">Survival Rate (NCI Dictionary)</w:t>
+        </w:r>
+      </w:hyperlink>
+      <w:r>
+        <w:t xml:space="preserve"> — the percentage of a study group still alive at a given point in time. When a trial reports mortality (the percent who died) over a set follow-up period, the survival rate for that same period is simply 100% minus the mortality rate — that is how this case's survival-rate figures are computed from Appendix A's reported mortality.</w:t>
+      </w:r>
+    </w:p>
+    <w:p>
+      <w:pPr>
+        <w:ind w:left="360"/>
+      </w:pPr>
+      <w:r>
+        <w:t xml:space="preserve">- </w:t>
+      </w:r>
+      <w:hyperlink r:id="rId22" w:history="1">
+        <w:r>
+          <w:rPr>
+            <w:rStyle w:val="Hyperlink"/>
+          </w:rPr>
+          <w:t xml:space="preserve">Median Follow-Up (Wikipedia)</w:t>
+        </w:r>
+      </w:hyperlink>
+      <w:r>
+        <w:t xml:space="preserve"> — the point in time by which half of a trial's enrolled patients have completed at least that much observation time (and half have been followed for less). It describes how long patients were actually tracked, not when the trial started or ended.</w:t>
+      </w:r>
+    </w:p>
+    <w:p>
+      <w:pPr>
+        <w:ind w:left="360"/>
+      </w:pPr>
+      <w:r>
+        <w:t xml:space="preserve">- </w:t>
+      </w:r>
+      <w:hyperlink r:id="rId23" w:history="1">
+        <w:r>
+          <w:rPr>
+            <w:rStyle w:val="Hyperlink"/>
+          </w:rPr>
+          <w:t xml:space="preserve">Primary Report (NCBI/PMC)</w:t>
+        </w:r>
+      </w:hyperlink>
+      <w:r>
+        <w:t xml:space="preserve"> — the first published, full analysis of a trial's main results, as opposed to a later secondary or follow-up publication — like this case's own Twist, which draws on the STICH trial's later 10-year extended-follow-up report (the STICHES publication).</w:t>
+      </w:r>
+    </w:p>
+    <w:p>
+      <w:pPr>
+        <w:ind w:left="360"/>
+      </w:pPr>
+      <w:r>
+        <w:t xml:space="preserve">- </w:t>
+      </w:r>
+      <w:hyperlink r:id="rId24" w:history="1">
+        <w:r>
+          <w:rPr>
+            <w:rStyle w:val="Hyperlink"/>
+          </w:rPr>
+          <w:t xml:space="preserve">ClinicalTrials.gov Identifier / NCT number (ClinicalTrials.gov)</w:t>
+        </w:r>
+      </w:hyperlink>
+      <w:r>
+        <w:t xml:space="preserve"> — the unique registry ID (format “NCT” plus 8 digits) assigned to a clinical study when it is registered at ClinicalTrials.gov, the U.S. government's public database of clinical trials; NCT00023595 is the STICH trial's own ID.</w:t>
+      </w:r>
+    </w:p>
+    <w:p>
+      <w:pPr>
+        <w:ind w:left="360"/>
+      </w:pPr>
+      <w:r>
+        <w:t xml:space="preserve">- </w:t>
+      </w:r>
+      <w:hyperlink r:id="rId24" w:history="1">
+        <w:r>
+          <w:rPr>
+            <w:rStyle w:val="Hyperlink"/>
+          </w:rPr>
+          <w:t xml:space="preserve">Sponsor (ClinicalTrials.gov)</w:t>
+        </w:r>
+      </w:hyperlink>
+      <w:r>
+        <w:t xml:space="preserve"> — the organization that leads and funds a clinical trial; for the STICH trial, Duke University.</w:t>
+      </w:r>
+    </w:p>
+    <w:p>
+      <w:pPr>
+        <w:ind w:left="360"/>
+      </w:pPr>
+      <w:r>
+        <w:t xml:space="preserve">- </w:t>
+      </w:r>
+      <w:hyperlink r:id="rId24" w:history="1">
+        <w:r>
+          <w:rPr>
+            <w:rStyle w:val="Hyperlink"/>
+          </w:rPr>
+          <w:t xml:space="preserve">Collaborator (ClinicalTrials.gov)</w:t>
+        </w:r>
+      </w:hyperlink>
+      <w:r>
+        <w:t xml:space="preserve"> — an organization other than the sponsor that helps support a trial (funding, design, data analysis, or reporting); for the STICH trial, the National Heart, Lung, and Blood Institute.</w:t>
+      </w:r>
+    </w:p>
+    <w:p>
+      <w:pPr>
+        <w:ind w:left="360"/>
+      </w:pPr>
+      <w:r>
+        <w:t xml:space="preserve">- </w:t>
+      </w:r>
+      <w:hyperlink r:id="rIdsfwvkucjb-xikzgph1di2" w:history="1">
+        <w:r>
+          <w:rPr>
+            <w:rStyle w:val="Hyperlink"/>
+          </w:rPr>
+          <w:t xml:space="preserve">Reduced Heart Function (Cleveland Clinic)</w:t>
+        </w:r>
+      </w:hyperlink>
+      <w:r>
+        <w:t xml:space="preserve"> — plain-English phrasing for a lowered Ejection Fraction: the heart's main pumping chamber is pushing out a smaller-than-healthy share of its blood with each beat. It's why the STICH trial enrolled patients with reduced heart function alongside CAD and congestive heart failure.</w:t>
+      </w:r>
+    </w:p>
+    <w:p>
+      <w:pPr>
+        <w:ind w:left="360"/>
+      </w:pPr>
+      <w:r>
+        <w:t xml:space="preserve">- </w:t>
+      </w:r>
+      <w:hyperlink r:id="rId25" w:history="1">
+        <w:r>
+          <w:rPr>
+            <w:rStyle w:val="Hyperlink"/>
+          </w:rPr>
+          <w:t xml:space="preserve">Left Coronary Artery (Wikipedia)</w:t>
+        </w:r>
+      </w:hyperlink>
+      <w:r>
+        <w:t xml:space="preserve"> — one of the heart's two main coronary arteries; it and its branches supply a large share of the heart muscle (mainly the left side). That is why a severe blockage here — like Paul's 98% occlusion — is especially consequential: it threatens blood flow to more heart tissue than a blockage in a smaller vessel would.</w:t>
+      </w:r>
+    </w:p>
+    <w:p>
+      <w:pPr>
+        <w:ind w:left="360"/>
+      </w:pPr>
+      <w:r>
+        <w:t xml:space="preserve">- </w:t>
+      </w:r>
+      <w:hyperlink r:id="rIdowa02phvvtqtbkcsx2owp" w:history="1">
+        <w:r>
+          <w:rPr>
+            <w:rStyle w:val="Hyperlink"/>
+          </w:rPr>
+          <w:t xml:space="preserve">Candidates for bypass surgery / CABG eligibility (NHLBI)</w:t>
+        </w:r>
+      </w:hyperlink>
+      <w:r>
+        <w:t xml:space="preserve"> — whether CABG makes sense for a given patient is a multi-factor clinical judgment, weighing where and how severe the blockages are, how well the heart is pumping, other health conditions, and surgical risk — not a single threshold. The STICH trial specifically enrolled patients whose disease pattern fit this profile.</w:t>
       </w:r>
     </w:p>
     <w:p>
